--- a/Documentation/Weekly Report/week8/CMSC-4920-Week7Report-Group2.docx
+++ b/Documentation/Weekly Report/week8/CMSC-4920-Week7Report-Group2.docx
@@ -1625,7 +1625,21 @@
         <w:rPr>
           <w:rFonts w:ascii="Times New Roman" w:hAnsi="Times New Roman" w:cs="Times New Roman"/>
         </w:rPr>
-        <w:t>implementing a feature that ensures a user is logged in before they can access the dashboard, opening up our program</w:t>
+        <w:t xml:space="preserve">implementing a feature that ensures a user is logged in before they can access the dashboard, </w:t>
+      </w:r>
+      <w:proofErr w:type="gramStart"/>
+      <w:r>
+        <w:rPr>
+          <w:rFonts w:ascii="Times New Roman" w:hAnsi="Times New Roman" w:cs="Times New Roman"/>
+        </w:rPr>
+        <w:t>opening up</w:t>
+      </w:r>
+      <w:proofErr w:type="gramEnd"/>
+      <w:r>
+        <w:rPr>
+          <w:rFonts w:ascii="Times New Roman" w:hAnsi="Times New Roman" w:cs="Times New Roman"/>
+        </w:rPr>
+        <w:t xml:space="preserve"> our program</w:t>
       </w:r>
       <w:r>
         <w:rPr>
@@ -1655,7 +1669,21 @@
         <w:rPr>
           <w:rFonts w:ascii="Times New Roman" w:hAnsi="Times New Roman" w:cs="Times New Roman"/>
         </w:rPr>
-        <w:t xml:space="preserve"> work on a recovery email feature</w:t>
+        <w:t xml:space="preserve"> </w:t>
+      </w:r>
+      <w:proofErr w:type="gramStart"/>
+      <w:r>
+        <w:rPr>
+          <w:rFonts w:ascii="Times New Roman" w:hAnsi="Times New Roman" w:cs="Times New Roman"/>
+        </w:rPr>
+        <w:t>work</w:t>
+      </w:r>
+      <w:proofErr w:type="gramEnd"/>
+      <w:r>
+        <w:rPr>
+          <w:rFonts w:ascii="Times New Roman" w:hAnsi="Times New Roman" w:cs="Times New Roman"/>
+        </w:rPr>
+        <w:t xml:space="preserve"> on a recovery email feature</w:t>
       </w:r>
       <w:r>
         <w:rPr>
@@ -1679,7 +1707,21 @@
         <w:rPr>
           <w:rFonts w:ascii="Times New Roman" w:hAnsi="Times New Roman" w:cs="Times New Roman"/>
         </w:rPr>
-        <w:t xml:space="preserve"> development of both the challenges and teams page</w:t>
+        <w:t xml:space="preserve"> development of both the challenges and </w:t>
+      </w:r>
+      <w:proofErr w:type="gramStart"/>
+      <w:r>
+        <w:rPr>
+          <w:rFonts w:ascii="Times New Roman" w:hAnsi="Times New Roman" w:cs="Times New Roman"/>
+        </w:rPr>
+        <w:t>teams</w:t>
+      </w:r>
+      <w:proofErr w:type="gramEnd"/>
+      <w:r>
+        <w:rPr>
+          <w:rFonts w:ascii="Times New Roman" w:hAnsi="Times New Roman" w:cs="Times New Roman"/>
+        </w:rPr>
+        <w:t xml:space="preserve"> page</w:t>
       </w:r>
       <w:r>
         <w:rPr>
@@ -1849,7 +1891,21 @@
         <w:rPr>
           <w:rFonts w:ascii="Times New Roman" w:hAnsi="Times New Roman" w:cs="Times New Roman"/>
         </w:rPr>
-        <w:t xml:space="preserve">Feedback was placed into the user feedback document. Users brought up changes we know we have to make and changes that we had no idea needed fixing. One of the main ones was to </w:t>
+        <w:t xml:space="preserve">Feedback was placed into the user feedback document. Users brought up changes we know we </w:t>
+      </w:r>
+      <w:proofErr w:type="gramStart"/>
+      <w:r>
+        <w:rPr>
+          <w:rFonts w:ascii="Times New Roman" w:hAnsi="Times New Roman" w:cs="Times New Roman"/>
+        </w:rPr>
+        <w:t>have to</w:t>
+      </w:r>
+      <w:proofErr w:type="gramEnd"/>
+      <w:r>
+        <w:rPr>
+          <w:rFonts w:ascii="Times New Roman" w:hAnsi="Times New Roman" w:cs="Times New Roman"/>
+        </w:rPr>
+        <w:t xml:space="preserve"> make and changes that we had no idea needed fixing. One of the main ones was to </w:t>
       </w:r>
       <w:r>
         <w:rPr>
@@ -2473,7 +2529,21 @@
         <w:rPr>
           <w:rFonts w:ascii="Times New Roman" w:hAnsi="Times New Roman" w:cs="Times New Roman"/>
         </w:rPr>
-        <w:t>Ensuring that users are not able to route past the app’s login right to the dashboard was quite difficult. A Wrapper function called login_required was initialized.</w:t>
+        <w:t xml:space="preserve">Ensuring that users </w:t>
+      </w:r>
+      <w:proofErr w:type="gramStart"/>
+      <w:r>
+        <w:rPr>
+          <w:rFonts w:ascii="Times New Roman" w:hAnsi="Times New Roman" w:cs="Times New Roman"/>
+        </w:rPr>
+        <w:t>are not able to</w:t>
+      </w:r>
+      <w:proofErr w:type="gramEnd"/>
+      <w:r>
+        <w:rPr>
+          <w:rFonts w:ascii="Times New Roman" w:hAnsi="Times New Roman" w:cs="Times New Roman"/>
+        </w:rPr>
+        <w:t xml:space="preserve"> route past the app’s login right to the dashboard was quite difficult. A Wrapper function called login_required was initialized.</w:t>
       </w:r>
       <w:r>
         <w:rPr>
@@ -2600,7 +2670,21 @@
         <w:rPr>
           <w:rFonts w:ascii="Times New Roman" w:hAnsi="Times New Roman" w:cs="Times New Roman"/>
         </w:rPr>
-        <w:t>Email Password recovery still remains unsolved</w:t>
+        <w:t xml:space="preserve">Email Password recovery </w:t>
+      </w:r>
+      <w:proofErr w:type="gramStart"/>
+      <w:r>
+        <w:rPr>
+          <w:rFonts w:ascii="Times New Roman" w:hAnsi="Times New Roman" w:cs="Times New Roman"/>
+        </w:rPr>
+        <w:t>still remains</w:t>
+      </w:r>
+      <w:proofErr w:type="gramEnd"/>
+      <w:r>
+        <w:rPr>
+          <w:rFonts w:ascii="Times New Roman" w:hAnsi="Times New Roman" w:cs="Times New Roman"/>
+        </w:rPr>
+        <w:t xml:space="preserve"> unsolved</w:t>
       </w:r>
       <w:r>
         <w:rPr>
@@ -2746,7 +2830,21 @@
           <w:rFonts w:ascii="Times New Roman" w:hAnsi="Times New Roman" w:cs="Times New Roman"/>
         </w:rPr>
         <w:lastRenderedPageBreak/>
-        <w:t>knowledge to run through a program exposes issues the developers might not have previously considered. For example, one test user suggested a feature that has the users confirm the password they chose while making an account, a simple feature used is many applications to ensure the user didn’t accidentally mess up their wanted password, but for us developers who just want to log on to the application as fast as we can to test other features, we never thought of it.</w:t>
+        <w:t xml:space="preserve">knowledge to run through a program exposes </w:t>
+      </w:r>
+      <w:proofErr w:type="gramStart"/>
+      <w:r>
+        <w:rPr>
+          <w:rFonts w:ascii="Times New Roman" w:hAnsi="Times New Roman" w:cs="Times New Roman"/>
+        </w:rPr>
+        <w:t>issues</w:t>
+      </w:r>
+      <w:proofErr w:type="gramEnd"/>
+      <w:r>
+        <w:rPr>
+          <w:rFonts w:ascii="Times New Roman" w:hAnsi="Times New Roman" w:cs="Times New Roman"/>
+        </w:rPr>
+        <w:t xml:space="preserve"> the developers might not have previously considered. For example, one test user suggested a feature that has the users confirm the password they chose while making an account, a simple feature used is many applications to ensure the user didn’t accidentally mess up their wanted password, but for us developers who just want to log on to the application as fast as we can to test other features, we never thought of it.</w:t>
       </w:r>
     </w:p>
     <w:p>
@@ -2776,7 +2874,21 @@
         <w:rPr>
           <w:rFonts w:ascii="Times New Roman" w:hAnsi="Times New Roman" w:cs="Times New Roman"/>
         </w:rPr>
-        <w:t xml:space="preserve">The last accomplishment of this week was the continued development of both our challenges and teams pages. The development of both is moving at a slow but steady pace as we are trying to link the activity data and the frontend to present </w:t>
+        <w:t xml:space="preserve">The last accomplishment of this week was the continued development of both our challenges and </w:t>
+      </w:r>
+      <w:proofErr w:type="gramStart"/>
+      <w:r>
+        <w:rPr>
+          <w:rFonts w:ascii="Times New Roman" w:hAnsi="Times New Roman" w:cs="Times New Roman"/>
+        </w:rPr>
+        <w:t>teams</w:t>
+      </w:r>
+      <w:proofErr w:type="gramEnd"/>
+      <w:r>
+        <w:rPr>
+          <w:rFonts w:ascii="Times New Roman" w:hAnsi="Times New Roman" w:cs="Times New Roman"/>
+        </w:rPr>
+        <w:t xml:space="preserve"> pages. The development of both is moving at a slow but steady pace as we are trying to link the activity data and the frontend to present </w:t>
       </w:r>
       <w:r>
         <w:rPr>
@@ -3500,6 +3612,7 @@
         </w:rPr>
       </w:pPr>
       <w:hyperlink r:id="rId12" w:history="1">
+        <w:proofErr w:type="spellStart"/>
         <w:r>
           <w:rPr>
             <w:rStyle w:val="Hyperlink"/>
@@ -3509,6 +3622,7 @@
           </w:rPr>
           <w:t>Agafonkin</w:t>
         </w:r>
+        <w:proofErr w:type="spellEnd"/>
       </w:hyperlink>
       <w:r>
         <w:rPr>
